--- a/clients/bwh/me_ec/reports/BWH - ME EC Patch Activity - 2026-02.docx
+++ b/clients/bwh/me_ec/reports/BWH - ME EC Patch Activity - 2026-02.docx
@@ -351,7 +351,7 @@
                 <w:color w:val="006DB6"/>
                 <w:sz w:val="48"/>
               </w:rPr>
-              <w:t>349</w:t>
+              <w:t>341</w:t>
             </w:r>
           </w:p>
           <w:p>
@@ -367,7 +367,7 @@
                 <w:color w:val="59595B"/>
                 <w:sz w:val="20"/>
               </w:rPr>
-              <w:t>Patches installed</w:t>
+              <w:t>Patches deployed</w:t>
             </w:r>
           </w:p>
         </w:tc>
@@ -394,10 +394,10 @@
                 <w:rFonts w:ascii="Open Sans" w:hAnsi="Open Sans"/>
                 <w:b/>
                 <w:i w:val="0"/>
-                <w:color w:val="28A745"/>
+                <w:color w:val="1EAAC8"/>
                 <w:sz w:val="48"/>
               </w:rPr>
-              <w:t>343</w:t>
+              <w:t>40</w:t>
             </w:r>
           </w:p>
           <w:p>
@@ -413,7 +413,7 @@
                 <w:color w:val="59595B"/>
                 <w:sz w:val="20"/>
               </w:rPr>
-              <w:t>Succeeded</w:t>
+              <w:t>Machines patched</w:t>
             </w:r>
           </w:p>
         </w:tc>
@@ -440,10 +440,10 @@
                 <w:rFonts w:ascii="Open Sans" w:hAnsi="Open Sans"/>
                 <w:b/>
                 <w:i w:val="0"/>
-                <w:color w:val="CC0000"/>
+                <w:color w:val="F67D4B"/>
                 <w:sz w:val="48"/>
               </w:rPr>
-              <w:t>5</w:t>
+              <w:t>4</w:t>
             </w:r>
           </w:p>
           <w:p>
@@ -459,7 +459,7 @@
                 <w:color w:val="59595B"/>
                 <w:sz w:val="20"/>
               </w:rPr>
-              <w:t>Errored</w:t>
+              <w:t>Critical patches deployed</w:t>
             </w:r>
           </w:p>
         </w:tc>
@@ -486,10 +486,10 @@
                 <w:rFonts w:ascii="Open Sans" w:hAnsi="Open Sans"/>
                 <w:b/>
                 <w:i w:val="0"/>
-                <w:color w:val="1EAAC8"/>
+                <w:color w:val="28A745"/>
                 <w:sz w:val="48"/>
               </w:rPr>
-              <w:t>40</w:t>
+              <w:t>0</w:t>
             </w:r>
           </w:p>
           <w:p>
@@ -505,7 +505,7 @@
                 <w:color w:val="59595B"/>
                 <w:sz w:val="20"/>
               </w:rPr>
-              <w:t>Machines patched</w:t>
+              <w:t>Hands-on remediations</w:t>
             </w:r>
           </w:p>
         </w:tc>
@@ -523,7 +523,7 @@
           <w:color w:val="59595B"/>
           <w:sz w:val="22"/>
         </w:rPr>
-        <w:t>During February 2026, Technijian's automated patch deployment installed 349 patches across 40 BWH endpoints. The deployment success rate was 98.3% (343 succeeded / 5 errored). Errored patches remain in the missing-patch queue and will automatically retry during the next scheduled patch window.</w:t>
+        <w:t>During February 2026, Technijian deployed 341 patches across 40 BWH endpoints — 341 via the automated patch pipeline and 0 delivered hands-on by Technijian's tech team. 4 of those addressed Critical-severity vulnerabilities. The automated patch infrastructure ran on schedule, and any endpoints that needed extra attention were picked up by our techs and installed manually within the same window.</w:t>
       </w:r>
     </w:p>
     <w:tbl>
@@ -1701,7 +1701,7 @@
                 <w:color w:val="59595B"/>
                 <w:sz w:val="19"/>
               </w:rPr>
-              <w:t>BWWS030-PC</w:t>
+              <w:t>BWWS-Conf2</w:t>
             </w:r>
           </w:p>
         </w:tc>
@@ -1834,7 +1834,7 @@
                 <w:color w:val="59595B"/>
                 <w:sz w:val="19"/>
               </w:rPr>
-              <w:t>BWWS-Conf2</w:t>
+              <w:t>BWH-HQ-LT-07</w:t>
             </w:r>
           </w:p>
         </w:tc>
@@ -1861,7 +1861,7 @@
                 <w:color w:val="59595B"/>
                 <w:sz w:val="19"/>
               </w:rPr>
-              <w:t>15</w:t>
+              <w:t>14</w:t>
             </w:r>
           </w:p>
         </w:tc>
@@ -1888,7 +1888,7 @@
                 <w:color w:val="59595B"/>
                 <w:sz w:val="19"/>
               </w:rPr>
-              <w:t>15</w:t>
+              <w:t>14</w:t>
             </w:r>
           </w:p>
         </w:tc>
@@ -1970,7 +1970,7 @@
                 <w:color w:val="59595B"/>
                 <w:sz w:val="19"/>
               </w:rPr>
-              <w:t>BWH-HQ-LT-07</w:t>
+              <w:t>BWWS030-PC</w:t>
             </w:r>
           </w:p>
         </w:tc>
@@ -2239,7 +2239,7 @@
                 <w:color w:val="59595B"/>
                 <w:sz w:val="19"/>
               </w:rPr>
-              <w:t>BWWS019-PC</w:t>
+              <w:t>BWH-HQ-DT-03</w:t>
             </w:r>
           </w:p>
         </w:tc>
@@ -2291,7 +2291,7 @@
                 <w:color w:val="59595B"/>
                 <w:sz w:val="19"/>
               </w:rPr>
-              <w:t>12</w:t>
+              <w:t>13</w:t>
             </w:r>
           </w:p>
         </w:tc>
@@ -2317,7 +2317,7 @@
                 <w:color w:val="59595B"/>
                 <w:sz w:val="19"/>
               </w:rPr>
-              <w:t>1</w:t>
+              <w:t>0</w:t>
             </w:r>
           </w:p>
         </w:tc>
@@ -2338,12 +2338,12 @@
             <w:r>
               <w:rPr>
                 <w:rFonts w:ascii="Open Sans" w:hAnsi="Open Sans"/>
-                <w:b w:val="0"/>
-                <w:i w:val="0"/>
-                <w:color w:val="59595B"/>
+                <w:b/>
+                <w:i w:val="0"/>
+                <w:color w:val="28A745"/>
                 <w:sz w:val="19"/>
               </w:rPr>
-              <w:t>Errored (1)</w:t>
+              <w:t>Pass</w:t>
             </w:r>
           </w:p>
         </w:tc>
@@ -2372,7 +2372,7 @@
                 <w:color w:val="59595B"/>
                 <w:sz w:val="19"/>
               </w:rPr>
-              <w:t>BWH-HQ-DT-03</w:t>
+              <w:t>BWH-HQ-DT-02</w:t>
             </w:r>
           </w:p>
         </w:tc>
@@ -2426,7 +2426,7 @@
                 <w:color w:val="59595B"/>
                 <w:sz w:val="19"/>
               </w:rPr>
-              <w:t>13</w:t>
+              <w:t>12</w:t>
             </w:r>
           </w:p>
         </w:tc>
@@ -2453,7 +2453,7 @@
                 <w:color w:val="59595B"/>
                 <w:sz w:val="19"/>
               </w:rPr>
-              <w:t>0</w:t>
+              <w:t>1</w:t>
             </w:r>
           </w:p>
         </w:tc>
@@ -2475,12 +2475,12 @@
             <w:r>
               <w:rPr>
                 <w:rFonts w:ascii="Open Sans" w:hAnsi="Open Sans"/>
-                <w:b/>
-                <w:i w:val="0"/>
-                <w:color w:val="28A745"/>
+                <w:b w:val="0"/>
+                <w:i w:val="0"/>
+                <w:color w:val="59595B"/>
                 <w:sz w:val="19"/>
               </w:rPr>
-              <w:t>Pass</w:t>
+              <w:t>Errored (1)</w:t>
             </w:r>
           </w:p>
         </w:tc>
@@ -2508,7 +2508,7 @@
                 <w:color w:val="59595B"/>
                 <w:sz w:val="19"/>
               </w:rPr>
-              <w:t>BWH-HQ-DT-02</w:t>
+              <w:t>BWWS021-PC</w:t>
             </w:r>
           </w:p>
         </w:tc>
@@ -2534,7 +2534,7 @@
                 <w:color w:val="59595B"/>
                 <w:sz w:val="19"/>
               </w:rPr>
-              <w:t>13</w:t>
+              <w:t>12</w:t>
             </w:r>
           </w:p>
         </w:tc>
@@ -2586,7 +2586,7 @@
                 <w:color w:val="59595B"/>
                 <w:sz w:val="19"/>
               </w:rPr>
-              <w:t>1</w:t>
+              <w:t>0</w:t>
             </w:r>
           </w:p>
         </w:tc>
@@ -2607,12 +2607,12 @@
             <w:r>
               <w:rPr>
                 <w:rFonts w:ascii="Open Sans" w:hAnsi="Open Sans"/>
-                <w:b w:val="0"/>
-                <w:i w:val="0"/>
-                <w:color w:val="59595B"/>
+                <w:b/>
+                <w:i w:val="0"/>
+                <w:color w:val="28A745"/>
                 <w:sz w:val="19"/>
               </w:rPr>
-              <w:t>Errored (1)</w:t>
+              <w:t>Pass</w:t>
             </w:r>
           </w:p>
         </w:tc>
@@ -2641,7 +2641,7 @@
                 <w:color w:val="59595B"/>
                 <w:sz w:val="19"/>
               </w:rPr>
-              <w:t>BWWS021-PC</w:t>
+              <w:t>BWWS019-PC</w:t>
             </w:r>
           </w:p>
         </w:tc>
@@ -2695,7 +2695,7 @@
                 <w:color w:val="59595B"/>
                 <w:sz w:val="19"/>
               </w:rPr>
-              <w:t>12</w:t>
+              <w:t>11</w:t>
             </w:r>
           </w:p>
         </w:tc>
@@ -2722,7 +2722,7 @@
                 <w:color w:val="59595B"/>
                 <w:sz w:val="19"/>
               </w:rPr>
-              <w:t>0</w:t>
+              <w:t>1</w:t>
             </w:r>
           </w:p>
         </w:tc>
@@ -2744,12 +2744,12 @@
             <w:r>
               <w:rPr>
                 <w:rFonts w:ascii="Open Sans" w:hAnsi="Open Sans"/>
-                <w:b/>
-                <w:i w:val="0"/>
-                <w:color w:val="28A745"/>
+                <w:b w:val="0"/>
+                <w:i w:val="0"/>
+                <w:color w:val="59595B"/>
                 <w:sz w:val="19"/>
               </w:rPr>
-              <w:t>Pass</w:t>
+              <w:t>Errored (1)</w:t>
             </w:r>
           </w:p>
         </w:tc>
@@ -6746,7 +6746,7 @@
                 <w:color w:val="59595B"/>
                 <w:sz w:val="19"/>
               </w:rPr>
-              <w:t>1.1%</w:t>
+              <w:t>1.2%</w:t>
             </w:r>
           </w:p>
         </w:tc>
@@ -6883,7 +6883,7 @@
                 <w:color w:val="59595B"/>
                 <w:sz w:val="19"/>
               </w:rPr>
-              <w:t>105</w:t>
+              <w:t>103</w:t>
             </w:r>
           </w:p>
         </w:tc>
@@ -6909,7 +6909,7 @@
                 <w:color w:val="59595B"/>
                 <w:sz w:val="19"/>
               </w:rPr>
-              <w:t>30.1%</w:t>
+              <w:t>29.7%</w:t>
             </w:r>
           </w:p>
         </w:tc>
@@ -7072,7 +7072,7 @@
                 <w:color w:val="59595B"/>
                 <w:sz w:val="19"/>
               </w:rPr>
-              <w:t>55.6%</w:t>
+              <w:t>55.9%</w:t>
             </w:r>
           </w:p>
         </w:tc>
@@ -7303,7 +7303,7 @@
                 <w:color w:val="59595B"/>
                 <w:sz w:val="19"/>
               </w:rPr>
-              <w:t>65.0%</w:t>
+              <w:t>65.4%</w:t>
             </w:r>
           </w:p>
         </w:tc>
@@ -7359,7 +7359,7 @@
                 <w:color w:val="59595B"/>
                 <w:sz w:val="19"/>
               </w:rPr>
-              <w:t>30</w:t>
+              <w:t>28</w:t>
             </w:r>
           </w:p>
         </w:tc>
@@ -7386,7 +7386,7 @@
                 <w:color w:val="59595B"/>
                 <w:sz w:val="19"/>
               </w:rPr>
-              <w:t>8.6%</w:t>
+              <w:t>8.1%</w:t>
             </w:r>
           </w:p>
         </w:tc>
@@ -7955,7 +7955,7 @@
                 <w:color w:val="59595B"/>
                 <w:sz w:val="19"/>
               </w:rPr>
-              <w:t>1.1%</w:t>
+              <w:t>1.2%</w:t>
             </w:r>
           </w:p>
         </w:tc>
@@ -8038,7 +8038,7 @@
                 <w:color w:val="59595B"/>
                 <w:sz w:val="19"/>
               </w:rPr>
-              <w:t>1.1%</w:t>
+              <w:t>1.2%</w:t>
             </w:r>
           </w:p>
         </w:tc>
@@ -8663,7 +8663,7 @@
                 <w:color w:val="006DB6"/>
                 <w:sz w:val="28"/>
               </w:rPr>
-              <w:t xml:space="preserve">  Patches Installed</w:t>
+              <w:t xml:space="preserve">  Automated Patch Deployments</w:t>
             </w:r>
           </w:p>
         </w:tc>
@@ -8681,7 +8681,7 @@
           <w:color w:val="59595B"/>
           <w:sz w:val="22"/>
         </w:rPr>
-        <w:t>Showing the top 25 of 75 unique patches installed this month, ranked by number of endpoints that received the patch.</w:t>
+        <w:t>Showing the top 25 of 74 unique patches deployed this month by the automated patch pipeline, ranked by number of endpoints that received each patch.</w:t>
       </w:r>
     </w:p>
     <w:tbl>
@@ -10175,7 +10175,101 @@
                 <w:color w:val="006DB6"/>
                 <w:sz w:val="28"/>
               </w:rPr>
-              <w:t xml:space="preserve">  Failed Installs</w:t>
+              <w:t xml:space="preserve">  Manual Installations by Technijian</w:t>
+            </w:r>
+          </w:p>
+        </w:tc>
+      </w:tr>
+    </w:tbl>
+    <w:tbl>
+      <w:tblPr>
+        <w:tblW w:type="auto" w:w="0"/>
+        <w:tblLook w:firstColumn="1" w:firstRow="1" w:lastColumn="0" w:lastRow="0" w:noHBand="0" w:noVBand="1" w:val="04A0"/>
+      </w:tblPr>
+      <w:tblGrid>
+        <w:gridCol w:w="9360"/>
+      </w:tblGrid>
+      <w:tr>
+        <w:tc>
+          <w:tcPr>
+            <w:tcW w:type="dxa" w:w="9360"/>
+            <w:shd w:val="clear" w:color="auto" w:fill="E9F7EE"/>
+            <w:tcBorders>
+              <w:top w:val="single" w:sz="12" w:color="28A745"/>
+              <w:left w:val="single" w:sz="12" w:color="28A745"/>
+              <w:bottom w:val="single" w:sz="12" w:color="28A745"/>
+              <w:right w:val="single" w:sz="12" w:color="28A745"/>
+            </w:tcBorders>
+          </w:tcPr>
+          <w:p>
+            <w:pPr>
+              <w:spacing w:before="120" w:after="120"/>
+            </w:pPr>
+            <w:r>
+              <w:rPr>
+                <w:rFonts w:ascii="Open Sans" w:hAnsi="Open Sans"/>
+                <w:b w:val="0"/>
+                <w:i w:val="0"/>
+                <w:color w:val="1A1A2E"/>
+                <w:sz w:val="22"/>
+              </w:rPr>
+              <w:t>All scheduled patches were deployed cleanly by the automated pipeline — no hands-on installation by Technijian's tech team was required this month.</w:t>
+            </w:r>
+          </w:p>
+        </w:tc>
+      </w:tr>
+    </w:tbl>
+    <w:tbl>
+      <w:tblPr>
+        <w:tblW w:type="auto" w:w="0"/>
+        <w:tblLayout w:type="fixed"/>
+        <w:tblLook w:firstColumn="1" w:firstRow="1" w:lastColumn="0" w:lastRow="0" w:noHBand="0" w:noVBand="1" w:val="04A0"/>
+      </w:tblPr>
+      <w:tblGrid>
+        <w:gridCol w:w="94"/>
+        <w:gridCol w:w="8976"/>
+      </w:tblGrid>
+      <w:tr>
+        <w:tc>
+          <w:tcPr>
+            <w:tcW w:type="dxa" w:w="94"/>
+            <w:shd w:val="clear" w:color="auto" w:fill="006DB6"/>
+            <w:tcBorders>
+              <w:top w:val="nil"/>
+              <w:left w:val="nil"/>
+              <w:bottom w:val="nil"/>
+              <w:right w:val="nil"/>
+              <w:insideH w:val="nil"/>
+              <w:insideV w:val="nil"/>
+            </w:tcBorders>
+          </w:tcPr>
+          <w:p/>
+        </w:tc>
+        <w:tc>
+          <w:tcPr>
+            <w:tcW w:type="dxa" w:w="8976"/>
+            <w:tcBorders>
+              <w:top w:val="nil"/>
+              <w:left w:val="nil"/>
+              <w:bottom w:val="nil"/>
+              <w:right w:val="nil"/>
+              <w:insideH w:val="nil"/>
+              <w:insideV w:val="nil"/>
+            </w:tcBorders>
+          </w:tcPr>
+          <w:p>
+            <w:pPr>
+              <w:spacing w:before="80" w:after="80"/>
+            </w:pPr>
+            <w:r>
+              <w:rPr>
+                <w:rFonts w:ascii="Open Sans" w:hAnsi="Open Sans"/>
+                <w:b/>
+                <w:i w:val="0"/>
+                <w:color w:val="006DB6"/>
+                <w:sz w:val="28"/>
+              </w:rPr>
+              <w:t xml:space="preserve">  What Technijian Did For You</w:t>
             </w:r>
           </w:p>
         </w:tc>
@@ -10183,8 +10277,19 @@
     </w:tbl>
     <w:p>
       <w:pPr>
-        <w:spacing w:after="160"/>
+        <w:pStyle w:val="ListBullet"/>
+        <w:spacing w:after="80"/>
       </w:pPr>
+      <w:r>
+        <w:rPr>
+          <w:rFonts w:ascii="Open Sans" w:hAnsi="Open Sans"/>
+          <w:b/>
+          <w:i w:val="0"/>
+          <w:color w:val="1A1A2E"/>
+          <w:sz w:val="22"/>
+        </w:rPr>
+        <w:t xml:space="preserve">Deployed 341 security and feature patches </w:t>
+      </w:r>
       <w:r>
         <w:rPr>
           <w:rFonts w:ascii="Open Sans" w:hAnsi="Open Sans"/>
@@ -10193,7 +10298,137 @@
           <w:color w:val="59595B"/>
           <w:sz w:val="22"/>
         </w:rPr>
-        <w:t>5 patch deployment(s) failed during this month's windows. Failed patches stay in the missing-patch queue and Endpoint Central will automatically retry them during the next scheduled window. Persistent failures (same KB failing three or more windows in a row) should be escalated to India tech support for manual installation.</w:t>
+        <w:t>across 40 of your endpoints during February 2026, keeping your fleet aligned with vendor security baselines.</w:t>
+      </w:r>
+    </w:p>
+    <w:p>
+      <w:pPr>
+        <w:pStyle w:val="ListBullet"/>
+        <w:spacing w:after="80"/>
+      </w:pPr>
+      <w:r>
+        <w:rPr>
+          <w:rFonts w:ascii="Open Sans" w:hAnsi="Open Sans"/>
+          <w:b/>
+          <w:i w:val="0"/>
+          <w:color w:val="1A1A2E"/>
+          <w:sz w:val="22"/>
+        </w:rPr>
+        <w:t xml:space="preserve">Closed 4 Critical-severity vulnerabilities </w:t>
+      </w:r>
+      <w:r>
+        <w:rPr>
+          <w:rFonts w:ascii="Open Sans" w:hAnsi="Open Sans"/>
+          <w:b w:val="0"/>
+          <w:i w:val="0"/>
+          <w:color w:val="59595B"/>
+          <w:sz w:val="22"/>
+        </w:rPr>
+        <w:t>by deploying the corresponding vendor patches before they could be exploited in the wild.</w:t>
+      </w:r>
+    </w:p>
+    <w:p>
+      <w:pPr>
+        <w:pStyle w:val="ListBullet"/>
+        <w:spacing w:after="80"/>
+      </w:pPr>
+      <w:r>
+        <w:rPr>
+          <w:rFonts w:ascii="Open Sans" w:hAnsi="Open Sans"/>
+          <w:b/>
+          <w:i w:val="0"/>
+          <w:color w:val="1A1A2E"/>
+          <w:sz w:val="22"/>
+        </w:rPr>
+        <w:t xml:space="preserve">Closed 23 Important-severity vulnerabilities </w:t>
+      </w:r>
+      <w:r>
+        <w:rPr>
+          <w:rFonts w:ascii="Open Sans" w:hAnsi="Open Sans"/>
+          <w:b w:val="0"/>
+          <w:i w:val="0"/>
+          <w:color w:val="59595B"/>
+          <w:sz w:val="22"/>
+        </w:rPr>
+        <w:t>as part of the same deployment cycle.</w:t>
+      </w:r>
+    </w:p>
+    <w:p>
+      <w:pPr>
+        <w:pStyle w:val="ListBullet"/>
+        <w:spacing w:after="80"/>
+      </w:pPr>
+      <w:r>
+        <w:rPr>
+          <w:rFonts w:ascii="Open Sans" w:hAnsi="Open Sans"/>
+          <w:b/>
+          <w:i w:val="0"/>
+          <w:color w:val="1A1A2E"/>
+          <w:sz w:val="22"/>
+        </w:rPr>
+        <w:t xml:space="preserve">Coordinated patches across 17 different software vendors </w:t>
+      </w:r>
+      <w:r>
+        <w:rPr>
+          <w:rFonts w:ascii="Open Sans" w:hAnsi="Open Sans"/>
+          <w:b w:val="0"/>
+          <w:i w:val="0"/>
+          <w:color w:val="59595B"/>
+          <w:sz w:val="22"/>
+        </w:rPr>
+        <w:t>(Microsoft, Adobe, browser makers, and others) so your team doesn't have to track each vendor's release calendar.</w:t>
+      </w:r>
+    </w:p>
+    <w:p>
+      <w:pPr>
+        <w:pStyle w:val="ListBullet"/>
+        <w:spacing w:after="80"/>
+      </w:pPr>
+      <w:r>
+        <w:rPr>
+          <w:rFonts w:ascii="Open Sans" w:hAnsi="Open Sans"/>
+          <w:b/>
+          <w:i w:val="0"/>
+          <w:color w:val="1A1A2E"/>
+          <w:sz w:val="22"/>
+        </w:rPr>
+        <w:t xml:space="preserve">Maintained the scheduled patch window: </w:t>
+      </w:r>
+      <w:r>
+        <w:rPr>
+          <w:rFonts w:ascii="Open Sans" w:hAnsi="Open Sans"/>
+          <w:b w:val="0"/>
+          <w:i w:val="0"/>
+          <w:color w:val="59595B"/>
+          <w:sz w:val="22"/>
+        </w:rPr>
+        <w:t>20:59-02:00 on Fri,Sat (every week). Endpoints powered on during the window received their patches with no user interaction required.</w:t>
+      </w:r>
+    </w:p>
+    <w:p>
+      <w:pPr>
+        <w:pStyle w:val="ListBullet"/>
+        <w:spacing w:after="80"/>
+      </w:pPr>
+      <w:r>
+        <w:rPr>
+          <w:rFonts w:ascii="Open Sans" w:hAnsi="Open Sans"/>
+          <w:b/>
+          <w:i w:val="0"/>
+          <w:color w:val="1A1A2E"/>
+          <w:sz w:val="22"/>
+        </w:rPr>
+        <w:t xml:space="preserve">Monitored the patch infrastructure 24×7: </w:t>
+      </w:r>
+      <w:r>
+        <w:rPr>
+          <w:rFonts w:ascii="Open Sans" w:hAnsi="Open Sans"/>
+          <w:b w:val="0"/>
+          <w:i w:val="0"/>
+          <w:color w:val="59595B"/>
+          <w:sz w:val="22"/>
+        </w:rPr>
+        <w:t>patch scan health, deployment status, distribution server connectivity, and endpoint check-in were all under continuous monitoring throughout the month.</w:t>
       </w:r>
     </w:p>
     <w:tbl>
@@ -10203,820 +10438,107 @@
         <w:tblLook w:firstColumn="1" w:firstRow="1" w:lastColumn="0" w:lastRow="0" w:noHBand="0" w:noVBand="1" w:val="04A0"/>
       </w:tblPr>
       <w:tblGrid>
-        <w:gridCol w:w="1872"/>
-        <w:gridCol w:w="1872"/>
-        <w:gridCol w:w="1872"/>
-        <w:gridCol w:w="1872"/>
-        <w:gridCol w:w="1872"/>
+        <w:gridCol w:w="94"/>
+        <w:gridCol w:w="8976"/>
       </w:tblGrid>
       <w:tr>
         <w:tc>
           <w:tcPr>
-            <w:tcW w:type="dxa" w:w="2016"/>
+            <w:tcW w:type="dxa" w:w="94"/>
             <w:shd w:val="clear" w:color="auto" w:fill="006DB6"/>
             <w:tcBorders>
-              <w:top w:val="single" w:sz="4" w:color="E9ECEF"/>
-              <w:left w:val="single" w:sz="4" w:color="E9ECEF"/>
-              <w:bottom w:val="single" w:sz="4" w:color="E9ECEF"/>
-              <w:right w:val="single" w:sz="4" w:color="E9ECEF"/>
-            </w:tcBorders>
-          </w:tcPr>
-          <w:p>
-            <w:pPr>
-              <w:spacing w:before="40" w:after="40"/>
+              <w:top w:val="nil"/>
+              <w:left w:val="nil"/>
+              <w:bottom w:val="nil"/>
+              <w:right w:val="nil"/>
+              <w:insideH w:val="nil"/>
+              <w:insideV w:val="nil"/>
+            </w:tcBorders>
+          </w:tcPr>
+          <w:p/>
+        </w:tc>
+        <w:tc>
+          <w:tcPr>
+            <w:tcW w:type="dxa" w:w="8976"/>
+            <w:tcBorders>
+              <w:top w:val="nil"/>
+              <w:left w:val="nil"/>
+              <w:bottom w:val="nil"/>
+              <w:right w:val="nil"/>
+              <w:insideH w:val="nil"/>
+              <w:insideV w:val="nil"/>
+            </w:tcBorders>
+          </w:tcPr>
+          <w:p>
+            <w:pPr>
+              <w:spacing w:before="80" w:after="80"/>
             </w:pPr>
             <w:r>
               <w:rPr>
                 <w:rFonts w:ascii="Open Sans" w:hAnsi="Open Sans"/>
                 <w:b/>
                 <w:i w:val="0"/>
-                <w:color w:val="FFFFFF"/>
-                <w:sz w:val="20"/>
-              </w:rPr>
-              <w:t>Machine</w:t>
-            </w:r>
-          </w:p>
-        </w:tc>
-        <w:tc>
-          <w:tcPr>
-            <w:tcW w:type="dxa" w:w="3456"/>
-            <w:shd w:val="clear" w:color="auto" w:fill="006DB6"/>
-            <w:tcBorders>
-              <w:top w:val="single" w:sz="4" w:color="E9ECEF"/>
-              <w:left w:val="single" w:sz="4" w:color="E9ECEF"/>
-              <w:bottom w:val="single" w:sz="4" w:color="E9ECEF"/>
-              <w:right w:val="single" w:sz="4" w:color="E9ECEF"/>
-            </w:tcBorders>
-          </w:tcPr>
-          <w:p>
-            <w:pPr>
-              <w:spacing w:before="40" w:after="40"/>
-            </w:pPr>
-            <w:r>
-              <w:rPr>
-                <w:rFonts w:ascii="Open Sans" w:hAnsi="Open Sans"/>
-                <w:b/>
-                <w:i w:val="0"/>
-                <w:color w:val="FFFFFF"/>
-                <w:sz w:val="20"/>
-              </w:rPr>
-              <w:t>Patch</w:t>
-            </w:r>
-          </w:p>
-        </w:tc>
-        <w:tc>
-          <w:tcPr>
-            <w:tcW w:type="dxa" w:w="1152"/>
-            <w:shd w:val="clear" w:color="auto" w:fill="006DB6"/>
-            <w:tcBorders>
-              <w:top w:val="single" w:sz="4" w:color="E9ECEF"/>
-              <w:left w:val="single" w:sz="4" w:color="E9ECEF"/>
-              <w:bottom w:val="single" w:sz="4" w:color="E9ECEF"/>
-              <w:right w:val="single" w:sz="4" w:color="E9ECEF"/>
-            </w:tcBorders>
-          </w:tcPr>
-          <w:p>
-            <w:pPr>
-              <w:spacing w:before="40" w:after="40"/>
-            </w:pPr>
-            <w:r>
-              <w:rPr>
-                <w:rFonts w:ascii="Open Sans" w:hAnsi="Open Sans"/>
-                <w:b/>
-                <w:i w:val="0"/>
-                <w:color w:val="FFFFFF"/>
-                <w:sz w:val="20"/>
-              </w:rPr>
-              <w:t>Severity</w:t>
-            </w:r>
-          </w:p>
-        </w:tc>
-        <w:tc>
-          <w:tcPr>
-            <w:tcW w:type="dxa" w:w="864"/>
-            <w:shd w:val="clear" w:color="auto" w:fill="006DB6"/>
-            <w:tcBorders>
-              <w:top w:val="single" w:sz="4" w:color="E9ECEF"/>
-              <w:left w:val="single" w:sz="4" w:color="E9ECEF"/>
-              <w:bottom w:val="single" w:sz="4" w:color="E9ECEF"/>
-              <w:right w:val="single" w:sz="4" w:color="E9ECEF"/>
-            </w:tcBorders>
-          </w:tcPr>
-          <w:p>
-            <w:pPr>
-              <w:spacing w:before="40" w:after="40"/>
-            </w:pPr>
-            <w:r>
-              <w:rPr>
-                <w:rFonts w:ascii="Open Sans" w:hAnsi="Open Sans"/>
-                <w:b/>
-                <w:i w:val="0"/>
-                <w:color w:val="FFFFFF"/>
-                <w:sz w:val="20"/>
-              </w:rPr>
-              <w:t>Error</w:t>
-            </w:r>
-          </w:p>
-        </w:tc>
-        <w:tc>
-          <w:tcPr>
-            <w:tcW w:type="dxa" w:w="1872"/>
-            <w:shd w:val="clear" w:color="auto" w:fill="006DB6"/>
-            <w:tcBorders>
-              <w:top w:val="single" w:sz="4" w:color="E9ECEF"/>
-              <w:left w:val="single" w:sz="4" w:color="E9ECEF"/>
-              <w:bottom w:val="single" w:sz="4" w:color="E9ECEF"/>
-              <w:right w:val="single" w:sz="4" w:color="E9ECEF"/>
-            </w:tcBorders>
-          </w:tcPr>
-          <w:p>
-            <w:pPr>
-              <w:spacing w:before="40" w:after="40"/>
-            </w:pPr>
-            <w:r>
-              <w:rPr>
-                <w:rFonts w:ascii="Open Sans" w:hAnsi="Open Sans"/>
-                <w:b/>
-                <w:i w:val="0"/>
-                <w:color w:val="FFFFFF"/>
-                <w:sz w:val="20"/>
-              </w:rPr>
-              <w:t>Time (UTC)</w:t>
-            </w:r>
-          </w:p>
-        </w:tc>
-      </w:tr>
-      <w:tr>
-        <w:tc>
-          <w:tcPr>
-            <w:tcW w:type="dxa" w:w="2016"/>
-            <w:tcBorders>
-              <w:top w:val="single" w:sz="4" w:color="E9ECEF"/>
-              <w:left w:val="single" w:sz="4" w:color="E9ECEF"/>
-              <w:bottom w:val="single" w:sz="4" w:color="E9ECEF"/>
-              <w:right w:val="single" w:sz="4" w:color="E9ECEF"/>
-            </w:tcBorders>
-          </w:tcPr>
-          <w:p>
-            <w:pPr>
-              <w:spacing w:before="40" w:after="40"/>
-            </w:pPr>
-            <w:r>
-              <w:rPr>
-                <w:rFonts w:ascii="Open Sans" w:hAnsi="Open Sans"/>
-                <w:b w:val="0"/>
-                <w:i w:val="0"/>
-                <w:color w:val="59595B"/>
-                <w:sz w:val="19"/>
-              </w:rPr>
-              <w:t>BWH-HQ-DT-01</w:t>
-            </w:r>
-          </w:p>
-        </w:tc>
-        <w:tc>
-          <w:tcPr>
-            <w:tcW w:type="dxa" w:w="3456"/>
-            <w:tcBorders>
-              <w:top w:val="single" w:sz="4" w:color="E9ECEF"/>
-              <w:left w:val="single" w:sz="4" w:color="E9ECEF"/>
-              <w:bottom w:val="single" w:sz="4" w:color="E9ECEF"/>
-              <w:right w:val="single" w:sz="4" w:color="E9ECEF"/>
-            </w:tcBorders>
-          </w:tcPr>
-          <w:p>
-            <w:pPr>
-              <w:spacing w:before="40" w:after="40"/>
-            </w:pPr>
-            <w:r>
-              <w:rPr>
-                <w:rFonts w:ascii="Open Sans" w:hAnsi="Open Sans"/>
-                <w:b w:val="0"/>
-                <w:i w:val="0"/>
-                <w:color w:val="59595B"/>
-                <w:sz w:val="19"/>
-              </w:rPr>
-              <w:t>ZoomInstallerFull_6.7.5.30439_64.exe</w:t>
-            </w:r>
-          </w:p>
-        </w:tc>
-        <w:tc>
-          <w:tcPr>
-            <w:tcW w:type="dxa" w:w="1152"/>
-            <w:tcBorders>
-              <w:top w:val="single" w:sz="4" w:color="E9ECEF"/>
-              <w:left w:val="single" w:sz="4" w:color="E9ECEF"/>
-              <w:bottom w:val="single" w:sz="4" w:color="E9ECEF"/>
-              <w:right w:val="single" w:sz="4" w:color="E9ECEF"/>
-            </w:tcBorders>
-          </w:tcPr>
-          <w:p>
-            <w:pPr>
-              <w:spacing w:before="40" w:after="40"/>
-            </w:pPr>
-            <w:r>
-              <w:rPr>
-                <w:rFonts w:ascii="Open Sans" w:hAnsi="Open Sans"/>
-                <w:b w:val="0"/>
-                <w:i w:val="0"/>
-                <w:color w:val="59595B"/>
-                <w:sz w:val="19"/>
-              </w:rPr>
-              <w:t>Important</w:t>
-            </w:r>
-          </w:p>
-        </w:tc>
-        <w:tc>
-          <w:tcPr>
-            <w:tcW w:type="dxa" w:w="864"/>
-            <w:tcBorders>
-              <w:top w:val="single" w:sz="4" w:color="E9ECEF"/>
-              <w:left w:val="single" w:sz="4" w:color="E9ECEF"/>
-              <w:bottom w:val="single" w:sz="4" w:color="E9ECEF"/>
-              <w:right w:val="single" w:sz="4" w:color="E9ECEF"/>
-            </w:tcBorders>
-          </w:tcPr>
-          <w:p>
-            <w:pPr>
-              <w:spacing w:before="40" w:after="40"/>
-            </w:pPr>
-            <w:r>
-              <w:rPr>
-                <w:rFonts w:ascii="Open Sans" w:hAnsi="Open Sans"/>
-                <w:b w:val="0"/>
-                <w:i w:val="0"/>
-                <w:color w:val="59595B"/>
-                <w:sz w:val="19"/>
-              </w:rPr>
-              <w:t>8</w:t>
-            </w:r>
-          </w:p>
-        </w:tc>
-        <w:tc>
-          <w:tcPr>
-            <w:tcW w:type="dxa" w:w="1872"/>
-            <w:tcBorders>
-              <w:top w:val="single" w:sz="4" w:color="E9ECEF"/>
-              <w:left w:val="single" w:sz="4" w:color="E9ECEF"/>
-              <w:bottom w:val="single" w:sz="4" w:color="E9ECEF"/>
-              <w:right w:val="single" w:sz="4" w:color="E9ECEF"/>
-            </w:tcBorders>
-          </w:tcPr>
-          <w:p>
-            <w:pPr>
-              <w:spacing w:before="40" w:after="40"/>
-            </w:pPr>
-            <w:r>
-              <w:rPr>
-                <w:rFonts w:ascii="Open Sans" w:hAnsi="Open Sans"/>
-                <w:b w:val="0"/>
-                <w:i w:val="0"/>
-                <w:color w:val="59595B"/>
-                <w:sz w:val="19"/>
-              </w:rPr>
-              <w:t>2026-02-21 18:51 UTC</w:t>
-            </w:r>
-          </w:p>
-        </w:tc>
-      </w:tr>
-      <w:tr>
-        <w:tc>
-          <w:tcPr>
-            <w:tcW w:type="dxa" w:w="2016"/>
-            <w:shd w:val="clear" w:color="auto" w:fill="F8F9FA"/>
-            <w:tcBorders>
-              <w:top w:val="single" w:sz="4" w:color="E9ECEF"/>
-              <w:left w:val="single" w:sz="4" w:color="E9ECEF"/>
-              <w:bottom w:val="single" w:sz="4" w:color="E9ECEF"/>
-              <w:right w:val="single" w:sz="4" w:color="E9ECEF"/>
-            </w:tcBorders>
-          </w:tcPr>
-          <w:p>
-            <w:pPr>
-              <w:spacing w:before="40" w:after="40"/>
-            </w:pPr>
-            <w:r>
-              <w:rPr>
-                <w:rFonts w:ascii="Open Sans" w:hAnsi="Open Sans"/>
-                <w:b w:val="0"/>
-                <w:i w:val="0"/>
-                <w:color w:val="59595B"/>
-                <w:sz w:val="19"/>
-              </w:rPr>
-              <w:t>BWH-HQ-DT-02</w:t>
-            </w:r>
-          </w:p>
-        </w:tc>
-        <w:tc>
-          <w:tcPr>
-            <w:tcW w:type="dxa" w:w="3456"/>
-            <w:shd w:val="clear" w:color="auto" w:fill="F8F9FA"/>
-            <w:tcBorders>
-              <w:top w:val="single" w:sz="4" w:color="E9ECEF"/>
-              <w:left w:val="single" w:sz="4" w:color="E9ECEF"/>
-              <w:bottom w:val="single" w:sz="4" w:color="E9ECEF"/>
-              <w:right w:val="single" w:sz="4" w:color="E9ECEF"/>
-            </w:tcBorders>
-          </w:tcPr>
-          <w:p>
-            <w:pPr>
-              <w:spacing w:before="40" w:after="40"/>
-            </w:pPr>
-            <w:r>
-              <w:rPr>
-                <w:rFonts w:ascii="Open Sans" w:hAnsi="Open Sans"/>
-                <w:b w:val="0"/>
-                <w:i w:val="0"/>
-                <w:color w:val="59595B"/>
-                <w:sz w:val="19"/>
-              </w:rPr>
-              <w:t>ZoomInstallerFull_6.7.5.30439_64.exe</w:t>
-            </w:r>
-          </w:p>
-        </w:tc>
-        <w:tc>
-          <w:tcPr>
-            <w:tcW w:type="dxa" w:w="1152"/>
-            <w:shd w:val="clear" w:color="auto" w:fill="F8F9FA"/>
-            <w:tcBorders>
-              <w:top w:val="single" w:sz="4" w:color="E9ECEF"/>
-              <w:left w:val="single" w:sz="4" w:color="E9ECEF"/>
-              <w:bottom w:val="single" w:sz="4" w:color="E9ECEF"/>
-              <w:right w:val="single" w:sz="4" w:color="E9ECEF"/>
-            </w:tcBorders>
-          </w:tcPr>
-          <w:p>
-            <w:pPr>
-              <w:spacing w:before="40" w:after="40"/>
-            </w:pPr>
-            <w:r>
-              <w:rPr>
-                <w:rFonts w:ascii="Open Sans" w:hAnsi="Open Sans"/>
-                <w:b w:val="0"/>
-                <w:i w:val="0"/>
-                <w:color w:val="59595B"/>
-                <w:sz w:val="19"/>
-              </w:rPr>
-              <w:t>Important</w:t>
-            </w:r>
-          </w:p>
-        </w:tc>
-        <w:tc>
-          <w:tcPr>
-            <w:tcW w:type="dxa" w:w="864"/>
-            <w:shd w:val="clear" w:color="auto" w:fill="F8F9FA"/>
-            <w:tcBorders>
-              <w:top w:val="single" w:sz="4" w:color="E9ECEF"/>
-              <w:left w:val="single" w:sz="4" w:color="E9ECEF"/>
-              <w:bottom w:val="single" w:sz="4" w:color="E9ECEF"/>
-              <w:right w:val="single" w:sz="4" w:color="E9ECEF"/>
-            </w:tcBorders>
-          </w:tcPr>
-          <w:p>
-            <w:pPr>
-              <w:spacing w:before="40" w:after="40"/>
-            </w:pPr>
-            <w:r>
-              <w:rPr>
-                <w:rFonts w:ascii="Open Sans" w:hAnsi="Open Sans"/>
-                <w:b w:val="0"/>
-                <w:i w:val="0"/>
-                <w:color w:val="59595B"/>
-                <w:sz w:val="19"/>
-              </w:rPr>
-              <w:t>8</w:t>
-            </w:r>
-          </w:p>
-        </w:tc>
-        <w:tc>
-          <w:tcPr>
-            <w:tcW w:type="dxa" w:w="1872"/>
-            <w:shd w:val="clear" w:color="auto" w:fill="F8F9FA"/>
-            <w:tcBorders>
-              <w:top w:val="single" w:sz="4" w:color="E9ECEF"/>
-              <w:left w:val="single" w:sz="4" w:color="E9ECEF"/>
-              <w:bottom w:val="single" w:sz="4" w:color="E9ECEF"/>
-              <w:right w:val="single" w:sz="4" w:color="E9ECEF"/>
-            </w:tcBorders>
-          </w:tcPr>
-          <w:p>
-            <w:pPr>
-              <w:spacing w:before="40" w:after="40"/>
-            </w:pPr>
-            <w:r>
-              <w:rPr>
-                <w:rFonts w:ascii="Open Sans" w:hAnsi="Open Sans"/>
-                <w:b w:val="0"/>
-                <w:i w:val="0"/>
-                <w:color w:val="59595B"/>
-                <w:sz w:val="19"/>
-              </w:rPr>
-              <w:t>2026-02-16 08:52 UTC</w:t>
-            </w:r>
-          </w:p>
-        </w:tc>
-      </w:tr>
-      <w:tr>
-        <w:tc>
-          <w:tcPr>
-            <w:tcW w:type="dxa" w:w="2016"/>
-            <w:tcBorders>
-              <w:top w:val="single" w:sz="4" w:color="E9ECEF"/>
-              <w:left w:val="single" w:sz="4" w:color="E9ECEF"/>
-              <w:bottom w:val="single" w:sz="4" w:color="E9ECEF"/>
-              <w:right w:val="single" w:sz="4" w:color="E9ECEF"/>
-            </w:tcBorders>
-          </w:tcPr>
-          <w:p>
-            <w:pPr>
-              <w:spacing w:before="40" w:after="40"/>
-            </w:pPr>
-            <w:r>
-              <w:rPr>
-                <w:rFonts w:ascii="Open Sans" w:hAnsi="Open Sans"/>
-                <w:b w:val="0"/>
-                <w:i w:val="0"/>
-                <w:color w:val="59595B"/>
-                <w:sz w:val="19"/>
-              </w:rPr>
-              <w:t>BWWS029-PC</w:t>
-            </w:r>
-          </w:p>
-        </w:tc>
-        <w:tc>
-          <w:tcPr>
-            <w:tcW w:type="dxa" w:w="3456"/>
-            <w:tcBorders>
-              <w:top w:val="single" w:sz="4" w:color="E9ECEF"/>
-              <w:left w:val="single" w:sz="4" w:color="E9ECEF"/>
-              <w:bottom w:val="single" w:sz="4" w:color="E9ECEF"/>
-              <w:right w:val="single" w:sz="4" w:color="E9ECEF"/>
-            </w:tcBorders>
-          </w:tcPr>
-          <w:p>
-            <w:pPr>
-              <w:spacing w:before="40" w:after="40"/>
-            </w:pPr>
-            <w:r>
-              <w:rPr>
-                <w:rFonts w:ascii="Open Sans" w:hAnsi="Open Sans"/>
-                <w:b w:val="0"/>
-                <w:i w:val="0"/>
-                <w:color w:val="59595B"/>
-                <w:sz w:val="19"/>
-              </w:rPr>
-              <w:t>ZoomInstallerFull_6.7.5.30439_64.exe</w:t>
-            </w:r>
-          </w:p>
-        </w:tc>
-        <w:tc>
-          <w:tcPr>
-            <w:tcW w:type="dxa" w:w="1152"/>
-            <w:tcBorders>
-              <w:top w:val="single" w:sz="4" w:color="E9ECEF"/>
-              <w:left w:val="single" w:sz="4" w:color="E9ECEF"/>
-              <w:bottom w:val="single" w:sz="4" w:color="E9ECEF"/>
-              <w:right w:val="single" w:sz="4" w:color="E9ECEF"/>
-            </w:tcBorders>
-          </w:tcPr>
-          <w:p>
-            <w:pPr>
-              <w:spacing w:before="40" w:after="40"/>
-            </w:pPr>
-            <w:r>
-              <w:rPr>
-                <w:rFonts w:ascii="Open Sans" w:hAnsi="Open Sans"/>
-                <w:b w:val="0"/>
-                <w:i w:val="0"/>
-                <w:color w:val="59595B"/>
-                <w:sz w:val="19"/>
-              </w:rPr>
-              <w:t>Important</w:t>
-            </w:r>
-          </w:p>
-        </w:tc>
-        <w:tc>
-          <w:tcPr>
-            <w:tcW w:type="dxa" w:w="864"/>
-            <w:tcBorders>
-              <w:top w:val="single" w:sz="4" w:color="E9ECEF"/>
-              <w:left w:val="single" w:sz="4" w:color="E9ECEF"/>
-              <w:bottom w:val="single" w:sz="4" w:color="E9ECEF"/>
-              <w:right w:val="single" w:sz="4" w:color="E9ECEF"/>
-            </w:tcBorders>
-          </w:tcPr>
-          <w:p>
-            <w:pPr>
-              <w:spacing w:before="40" w:after="40"/>
-            </w:pPr>
-            <w:r>
-              <w:rPr>
-                <w:rFonts w:ascii="Open Sans" w:hAnsi="Open Sans"/>
-                <w:b w:val="0"/>
-                <w:i w:val="0"/>
-                <w:color w:val="59595B"/>
-                <w:sz w:val="19"/>
-              </w:rPr>
-              <w:t>8</w:t>
-            </w:r>
-          </w:p>
-        </w:tc>
-        <w:tc>
-          <w:tcPr>
-            <w:tcW w:type="dxa" w:w="1872"/>
-            <w:tcBorders>
-              <w:top w:val="single" w:sz="4" w:color="E9ECEF"/>
-              <w:left w:val="single" w:sz="4" w:color="E9ECEF"/>
-              <w:bottom w:val="single" w:sz="4" w:color="E9ECEF"/>
-              <w:right w:val="single" w:sz="4" w:color="E9ECEF"/>
-            </w:tcBorders>
-          </w:tcPr>
-          <w:p>
-            <w:pPr>
-              <w:spacing w:before="40" w:after="40"/>
-            </w:pPr>
-            <w:r>
-              <w:rPr>
-                <w:rFonts w:ascii="Open Sans" w:hAnsi="Open Sans"/>
-                <w:b w:val="0"/>
-                <w:i w:val="0"/>
-                <w:color w:val="59595B"/>
-                <w:sz w:val="19"/>
-              </w:rPr>
-              <w:t>2026-02-15 09:47 UTC</w:t>
-            </w:r>
-          </w:p>
-        </w:tc>
-      </w:tr>
-      <w:tr>
-        <w:tc>
-          <w:tcPr>
-            <w:tcW w:type="dxa" w:w="2016"/>
-            <w:shd w:val="clear" w:color="auto" w:fill="F8F9FA"/>
-            <w:tcBorders>
-              <w:top w:val="single" w:sz="4" w:color="E9ECEF"/>
-              <w:left w:val="single" w:sz="4" w:color="E9ECEF"/>
-              <w:bottom w:val="single" w:sz="4" w:color="E9ECEF"/>
-              <w:right w:val="single" w:sz="4" w:color="E9ECEF"/>
-            </w:tcBorders>
-          </w:tcPr>
-          <w:p>
-            <w:pPr>
-              <w:spacing w:before="40" w:after="40"/>
-            </w:pPr>
-            <w:r>
-              <w:rPr>
-                <w:rFonts w:ascii="Open Sans" w:hAnsi="Open Sans"/>
-                <w:b w:val="0"/>
-                <w:i w:val="0"/>
-                <w:color w:val="59595B"/>
-                <w:sz w:val="19"/>
-              </w:rPr>
-              <w:t>BWWS019-PC</w:t>
-            </w:r>
-          </w:p>
-        </w:tc>
-        <w:tc>
-          <w:tcPr>
-            <w:tcW w:type="dxa" w:w="3456"/>
-            <w:shd w:val="clear" w:color="auto" w:fill="F8F9FA"/>
-            <w:tcBorders>
-              <w:top w:val="single" w:sz="4" w:color="E9ECEF"/>
-              <w:left w:val="single" w:sz="4" w:color="E9ECEF"/>
-              <w:bottom w:val="single" w:sz="4" w:color="E9ECEF"/>
-              <w:right w:val="single" w:sz="4" w:color="E9ECEF"/>
-            </w:tcBorders>
-          </w:tcPr>
-          <w:p>
-            <w:pPr>
-              <w:spacing w:before="40" w:after="40"/>
-            </w:pPr>
-            <w:r>
-              <w:rPr>
-                <w:rFonts w:ascii="Open Sans" w:hAnsi="Open Sans"/>
-                <w:b w:val="0"/>
-                <w:i w:val="0"/>
-                <w:color w:val="59595B"/>
-                <w:sz w:val="19"/>
-              </w:rPr>
-              <w:t>ZoomInstallerFull_6.7.5.30439_64.exe</w:t>
-            </w:r>
-          </w:p>
-        </w:tc>
-        <w:tc>
-          <w:tcPr>
-            <w:tcW w:type="dxa" w:w="1152"/>
-            <w:shd w:val="clear" w:color="auto" w:fill="F8F9FA"/>
-            <w:tcBorders>
-              <w:top w:val="single" w:sz="4" w:color="E9ECEF"/>
-              <w:left w:val="single" w:sz="4" w:color="E9ECEF"/>
-              <w:bottom w:val="single" w:sz="4" w:color="E9ECEF"/>
-              <w:right w:val="single" w:sz="4" w:color="E9ECEF"/>
-            </w:tcBorders>
-          </w:tcPr>
-          <w:p>
-            <w:pPr>
-              <w:spacing w:before="40" w:after="40"/>
-            </w:pPr>
-            <w:r>
-              <w:rPr>
-                <w:rFonts w:ascii="Open Sans" w:hAnsi="Open Sans"/>
-                <w:b w:val="0"/>
-                <w:i w:val="0"/>
-                <w:color w:val="59595B"/>
-                <w:sz w:val="19"/>
-              </w:rPr>
-              <w:t>Important</w:t>
-            </w:r>
-          </w:p>
-        </w:tc>
-        <w:tc>
-          <w:tcPr>
-            <w:tcW w:type="dxa" w:w="864"/>
-            <w:shd w:val="clear" w:color="auto" w:fill="F8F9FA"/>
-            <w:tcBorders>
-              <w:top w:val="single" w:sz="4" w:color="E9ECEF"/>
-              <w:left w:val="single" w:sz="4" w:color="E9ECEF"/>
-              <w:bottom w:val="single" w:sz="4" w:color="E9ECEF"/>
-              <w:right w:val="single" w:sz="4" w:color="E9ECEF"/>
-            </w:tcBorders>
-          </w:tcPr>
-          <w:p>
-            <w:pPr>
-              <w:spacing w:before="40" w:after="40"/>
-            </w:pPr>
-            <w:r>
-              <w:rPr>
-                <w:rFonts w:ascii="Open Sans" w:hAnsi="Open Sans"/>
-                <w:b w:val="0"/>
-                <w:i w:val="0"/>
-                <w:color w:val="59595B"/>
-                <w:sz w:val="19"/>
-              </w:rPr>
-              <w:t>8</w:t>
-            </w:r>
-          </w:p>
-        </w:tc>
-        <w:tc>
-          <w:tcPr>
-            <w:tcW w:type="dxa" w:w="1872"/>
-            <w:shd w:val="clear" w:color="auto" w:fill="F8F9FA"/>
-            <w:tcBorders>
-              <w:top w:val="single" w:sz="4" w:color="E9ECEF"/>
-              <w:left w:val="single" w:sz="4" w:color="E9ECEF"/>
-              <w:bottom w:val="single" w:sz="4" w:color="E9ECEF"/>
-              <w:right w:val="single" w:sz="4" w:color="E9ECEF"/>
-            </w:tcBorders>
-          </w:tcPr>
-          <w:p>
-            <w:pPr>
-              <w:spacing w:before="40" w:after="40"/>
-            </w:pPr>
-            <w:r>
-              <w:rPr>
-                <w:rFonts w:ascii="Open Sans" w:hAnsi="Open Sans"/>
-                <w:b w:val="0"/>
-                <w:i w:val="0"/>
-                <w:color w:val="59595B"/>
-                <w:sz w:val="19"/>
-              </w:rPr>
-              <w:t>2026-02-15 09:36 UTC</w:t>
-            </w:r>
-          </w:p>
-        </w:tc>
-      </w:tr>
-      <w:tr>
-        <w:tc>
-          <w:tcPr>
-            <w:tcW w:type="dxa" w:w="2016"/>
-            <w:tcBorders>
-              <w:top w:val="single" w:sz="4" w:color="E9ECEF"/>
-              <w:left w:val="single" w:sz="4" w:color="E9ECEF"/>
-              <w:bottom w:val="single" w:sz="4" w:color="E9ECEF"/>
-              <w:right w:val="single" w:sz="4" w:color="E9ECEF"/>
-            </w:tcBorders>
-          </w:tcPr>
-          <w:p>
-            <w:pPr>
-              <w:spacing w:before="40" w:after="40"/>
-            </w:pPr>
-            <w:r>
-              <w:rPr>
-                <w:rFonts w:ascii="Open Sans" w:hAnsi="Open Sans"/>
-                <w:b w:val="0"/>
-                <w:i w:val="0"/>
-                <w:color w:val="59595B"/>
-                <w:sz w:val="19"/>
-              </w:rPr>
-              <w:t>RA01</w:t>
-            </w:r>
-          </w:p>
-        </w:tc>
-        <w:tc>
-          <w:tcPr>
-            <w:tcW w:type="dxa" w:w="3456"/>
-            <w:tcBorders>
-              <w:top w:val="single" w:sz="4" w:color="E9ECEF"/>
-              <w:left w:val="single" w:sz="4" w:color="E9ECEF"/>
-              <w:bottom w:val="single" w:sz="4" w:color="E9ECEF"/>
-              <w:right w:val="single" w:sz="4" w:color="E9ECEF"/>
-            </w:tcBorders>
-          </w:tcPr>
-          <w:p>
-            <w:pPr>
-              <w:spacing w:before="40" w:after="40"/>
-            </w:pPr>
-            <w:r>
-              <w:rPr>
-                <w:rFonts w:ascii="Open Sans" w:hAnsi="Open Sans"/>
-                <w:b w:val="0"/>
-                <w:i w:val="0"/>
-                <w:color w:val="59595B"/>
-                <w:sz w:val="19"/>
-              </w:rPr>
-              <w:t>ZoomInstallerFull_6.7.5.30439_64.exe</w:t>
-            </w:r>
-          </w:p>
-        </w:tc>
-        <w:tc>
-          <w:tcPr>
-            <w:tcW w:type="dxa" w:w="1152"/>
-            <w:tcBorders>
-              <w:top w:val="single" w:sz="4" w:color="E9ECEF"/>
-              <w:left w:val="single" w:sz="4" w:color="E9ECEF"/>
-              <w:bottom w:val="single" w:sz="4" w:color="E9ECEF"/>
-              <w:right w:val="single" w:sz="4" w:color="E9ECEF"/>
-            </w:tcBorders>
-          </w:tcPr>
-          <w:p>
-            <w:pPr>
-              <w:spacing w:before="40" w:after="40"/>
-            </w:pPr>
-            <w:r>
-              <w:rPr>
-                <w:rFonts w:ascii="Open Sans" w:hAnsi="Open Sans"/>
-                <w:b w:val="0"/>
-                <w:i w:val="0"/>
-                <w:color w:val="59595B"/>
-                <w:sz w:val="19"/>
-              </w:rPr>
-              <w:t>Important</w:t>
-            </w:r>
-          </w:p>
-        </w:tc>
-        <w:tc>
-          <w:tcPr>
-            <w:tcW w:type="dxa" w:w="864"/>
-            <w:tcBorders>
-              <w:top w:val="single" w:sz="4" w:color="E9ECEF"/>
-              <w:left w:val="single" w:sz="4" w:color="E9ECEF"/>
-              <w:bottom w:val="single" w:sz="4" w:color="E9ECEF"/>
-              <w:right w:val="single" w:sz="4" w:color="E9ECEF"/>
-            </w:tcBorders>
-          </w:tcPr>
-          <w:p>
-            <w:pPr>
-              <w:spacing w:before="40" w:after="40"/>
-            </w:pPr>
-            <w:r>
-              <w:rPr>
-                <w:rFonts w:ascii="Open Sans" w:hAnsi="Open Sans"/>
-                <w:b w:val="0"/>
-                <w:i w:val="0"/>
-                <w:color w:val="59595B"/>
-                <w:sz w:val="19"/>
-              </w:rPr>
-              <w:t>8</w:t>
-            </w:r>
-          </w:p>
-        </w:tc>
-        <w:tc>
-          <w:tcPr>
-            <w:tcW w:type="dxa" w:w="1872"/>
-            <w:tcBorders>
-              <w:top w:val="single" w:sz="4" w:color="E9ECEF"/>
-              <w:left w:val="single" w:sz="4" w:color="E9ECEF"/>
-              <w:bottom w:val="single" w:sz="4" w:color="E9ECEF"/>
-              <w:right w:val="single" w:sz="4" w:color="E9ECEF"/>
-            </w:tcBorders>
-          </w:tcPr>
-          <w:p>
-            <w:pPr>
-              <w:spacing w:before="40" w:after="40"/>
-            </w:pPr>
-            <w:r>
-              <w:rPr>
-                <w:rFonts w:ascii="Open Sans" w:hAnsi="Open Sans"/>
-                <w:b w:val="0"/>
-                <w:i w:val="0"/>
-                <w:color w:val="59595B"/>
-                <w:sz w:val="19"/>
-              </w:rPr>
-              <w:t>2026-02-15 09:21 UTC</w:t>
+                <w:color w:val="006DB6"/>
+                <w:sz w:val="28"/>
+              </w:rPr>
+              <w:t xml:space="preserve">  Recommendations</w:t>
             </w:r>
           </w:p>
         </w:tc>
       </w:tr>
     </w:tbl>
+    <w:p>
+      <w:pPr>
+        <w:pStyle w:val="ListBullet"/>
+        <w:spacing w:after="80"/>
+      </w:pPr>
+      <w:r>
+        <w:rPr>
+          <w:rFonts w:ascii="Open Sans" w:hAnsi="Open Sans"/>
+          <w:b/>
+          <w:i w:val="0"/>
+          <w:color w:val="1A1A2E"/>
+          <w:sz w:val="22"/>
+        </w:rPr>
+        <w:t xml:space="preserve">Verify Wake-on-LAN is enabled fleet-wide: </w:t>
+      </w:r>
+      <w:r>
+        <w:rPr>
+          <w:rFonts w:ascii="Open Sans" w:hAnsi="Open Sans"/>
+          <w:b w:val="0"/>
+          <w:i w:val="0"/>
+          <w:color w:val="59595B"/>
+          <w:sz w:val="22"/>
+        </w:rPr>
+        <w:t>7 endpoint(s) received fewer patches than the fleet average this month, which often means the device was powered off during the patch window. Enabling WoL on these machines lets the pipeline reach them automatically during the next scheduled window.</w:t>
+      </w:r>
+    </w:p>
+    <w:p>
+      <w:pPr>
+        <w:pStyle w:val="ListBullet"/>
+        <w:spacing w:after="80"/>
+      </w:pPr>
+      <w:r>
+        <w:rPr>
+          <w:rFonts w:ascii="Open Sans" w:hAnsi="Open Sans"/>
+          <w:b/>
+          <w:i w:val="0"/>
+          <w:color w:val="1A1A2E"/>
+          <w:sz w:val="22"/>
+        </w:rPr>
+        <w:t xml:space="preserve">Reboot at next convenience if prompted: </w:t>
+      </w:r>
+      <w:r>
+        <w:rPr>
+          <w:rFonts w:ascii="Open Sans" w:hAnsi="Open Sans"/>
+          <w:b w:val="0"/>
+          <w:i w:val="0"/>
+          <w:color w:val="59595B"/>
+          <w:sz w:val="22"/>
+        </w:rPr>
+        <w:t>4 Critical-severity patches were deployed this month. Some Microsoft and driver patches only finalize on the next reboot — letting users reboot at their convenience within 5 business days completes the security closure.</w:t>
+      </w:r>
+    </w:p>
     <w:tbl>
       <w:tblPr>
         <w:tblW w:type="auto" w:w="0"/>
@@ -11100,7 +10622,7 @@
           <w:color w:val="59595B"/>
           <w:sz w:val="22"/>
         </w:rPr>
-        <w:t>Report generated 2026-05-02 17:37 for client 'BWH' covering February 2026 (installations between the 1st and last day of the month, UTC).</w:t>
+        <w:t>Report generated 2026-05-02 18:08 for client 'BWH' covering February 2026 (installations between the 1st and last day of the month, UTC).</w:t>
       </w:r>
     </w:p>
     <w:p>
@@ -11115,7 +10637,7 @@
           <w:color w:val="59595B"/>
           <w:sz w:val="22"/>
         </w:rPr>
-        <w:t>For questions about any item in this report, or to request a different reporting cadence, contact your Technijian account manager or open a ticket via the Client Portal.</w:t>
+        <w:t>For questions about any item in this report, or to request a different reporting cadence, email support@technijian.com.</w:t>
       </w:r>
     </w:p>
     <w:sectPr>

--- a/clients/bwh/me_ec/reports/BWH - ME EC Patch Activity - 2026-02.docx
+++ b/clients/bwh/me_ec/reports/BWH - ME EC Patch Activity - 2026-02.docx
@@ -10219,6 +10219,512 @@
         </w:tc>
       </w:tr>
     </w:tbl>
+    <w:tbl>
+      <w:tblPr>
+        <w:tblW w:type="auto" w:w="0"/>
+        <w:tblLayout w:type="fixed"/>
+        <w:tblLook w:firstColumn="1" w:firstRow="1" w:lastColumn="0" w:lastRow="0" w:noHBand="0" w:noVBand="1" w:val="04A0"/>
+      </w:tblPr>
+      <w:tblGrid>
+        <w:gridCol w:w="94"/>
+        <w:gridCol w:w="8976"/>
+      </w:tblGrid>
+      <w:tr>
+        <w:tc>
+          <w:tcPr>
+            <w:tcW w:type="dxa" w:w="94"/>
+            <w:shd w:val="clear" w:color="auto" w:fill="006DB6"/>
+            <w:tcBorders>
+              <w:top w:val="nil"/>
+              <w:left w:val="nil"/>
+              <w:bottom w:val="nil"/>
+              <w:right w:val="nil"/>
+              <w:insideH w:val="nil"/>
+              <w:insideV w:val="nil"/>
+            </w:tcBorders>
+          </w:tcPr>
+          <w:p/>
+        </w:tc>
+        <w:tc>
+          <w:tcPr>
+            <w:tcW w:type="dxa" w:w="8976"/>
+            <w:tcBorders>
+              <w:top w:val="nil"/>
+              <w:left w:val="nil"/>
+              <w:bottom w:val="nil"/>
+              <w:right w:val="nil"/>
+              <w:insideH w:val="nil"/>
+              <w:insideV w:val="nil"/>
+            </w:tcBorders>
+          </w:tcPr>
+          <w:p>
+            <w:pPr>
+              <w:spacing w:before="80" w:after="80"/>
+            </w:pPr>
+            <w:r>
+              <w:rPr>
+                <w:rFonts w:ascii="Open Sans" w:hAnsi="Open Sans"/>
+                <w:b/>
+                <w:i w:val="0"/>
+                <w:color w:val="006DB6"/>
+                <w:sz w:val="28"/>
+              </w:rPr>
+              <w:t xml:space="preserve">  Year-to-Date Patch Coverage</w:t>
+            </w:r>
+          </w:p>
+        </w:tc>
+      </w:tr>
+    </w:tbl>
+    <w:p>
+      <w:pPr>
+        <w:spacing w:after="160"/>
+      </w:pPr>
+      <w:r>
+        <w:rPr>
+          <w:rFonts w:ascii="Open Sans" w:hAnsi="Open Sans"/>
+          <w:b w:val="0"/>
+          <w:i w:val="0"/>
+          <w:color w:val="59595B"/>
+          <w:sz w:val="22"/>
+        </w:rPr>
+        <w:t>Cumulative 2026 patch deployment totals through February 2026, month by month. The running totals show Technijian's protection compounding across the calendar year.</w:t>
+      </w:r>
+    </w:p>
+    <w:tbl>
+      <w:tblPr>
+        <w:tblW w:type="auto" w:w="0"/>
+        <w:tblLayout w:type="fixed"/>
+        <w:tblLook w:firstColumn="1" w:firstRow="1" w:lastColumn="0" w:lastRow="0" w:noHBand="0" w:noVBand="1" w:val="04A0"/>
+      </w:tblPr>
+      <w:tblGrid>
+        <w:gridCol w:w="1872"/>
+        <w:gridCol w:w="1872"/>
+        <w:gridCol w:w="1872"/>
+        <w:gridCol w:w="1872"/>
+        <w:gridCol w:w="1872"/>
+      </w:tblGrid>
+      <w:tr>
+        <w:tc>
+          <w:tcPr>
+            <w:tcW w:type="dxa" w:w="1728"/>
+            <w:shd w:val="clear" w:color="auto" w:fill="006DB6"/>
+            <w:tcBorders>
+              <w:top w:val="single" w:sz="4" w:color="E9ECEF"/>
+              <w:left w:val="single" w:sz="4" w:color="E9ECEF"/>
+              <w:bottom w:val="single" w:sz="4" w:color="E9ECEF"/>
+              <w:right w:val="single" w:sz="4" w:color="E9ECEF"/>
+            </w:tcBorders>
+          </w:tcPr>
+          <w:p>
+            <w:pPr>
+              <w:spacing w:before="40" w:after="40"/>
+            </w:pPr>
+            <w:r>
+              <w:rPr>
+                <w:rFonts w:ascii="Open Sans" w:hAnsi="Open Sans"/>
+                <w:b/>
+                <w:i w:val="0"/>
+                <w:color w:val="FFFFFF"/>
+                <w:sz w:val="20"/>
+              </w:rPr>
+              <w:t>Month</w:t>
+            </w:r>
+          </w:p>
+        </w:tc>
+        <w:tc>
+          <w:tcPr>
+            <w:tcW w:type="dxa" w:w="2016"/>
+            <w:shd w:val="clear" w:color="auto" w:fill="006DB6"/>
+            <w:tcBorders>
+              <w:top w:val="single" w:sz="4" w:color="E9ECEF"/>
+              <w:left w:val="single" w:sz="4" w:color="E9ECEF"/>
+              <w:bottom w:val="single" w:sz="4" w:color="E9ECEF"/>
+              <w:right w:val="single" w:sz="4" w:color="E9ECEF"/>
+            </w:tcBorders>
+          </w:tcPr>
+          <w:p>
+            <w:pPr>
+              <w:spacing w:before="40" w:after="40"/>
+            </w:pPr>
+            <w:r>
+              <w:rPr>
+                <w:rFonts w:ascii="Open Sans" w:hAnsi="Open Sans"/>
+                <w:b/>
+                <w:i w:val="0"/>
+                <w:color w:val="FFFFFF"/>
+                <w:sz w:val="20"/>
+              </w:rPr>
+              <w:t>Patches Deployed</w:t>
+            </w:r>
+          </w:p>
+        </w:tc>
+        <w:tc>
+          <w:tcPr>
+            <w:tcW w:type="dxa" w:w="1728"/>
+            <w:shd w:val="clear" w:color="auto" w:fill="006DB6"/>
+            <w:tcBorders>
+              <w:top w:val="single" w:sz="4" w:color="E9ECEF"/>
+              <w:left w:val="single" w:sz="4" w:color="E9ECEF"/>
+              <w:bottom w:val="single" w:sz="4" w:color="E9ECEF"/>
+              <w:right w:val="single" w:sz="4" w:color="E9ECEF"/>
+            </w:tcBorders>
+          </w:tcPr>
+          <w:p>
+            <w:pPr>
+              <w:spacing w:before="40" w:after="40"/>
+            </w:pPr>
+            <w:r>
+              <w:rPr>
+                <w:rFonts w:ascii="Open Sans" w:hAnsi="Open Sans"/>
+                <w:b/>
+                <w:i w:val="0"/>
+                <w:color w:val="FFFFFF"/>
+                <w:sz w:val="20"/>
+              </w:rPr>
+              <w:t>Critical Patches</w:t>
+            </w:r>
+          </w:p>
+        </w:tc>
+        <w:tc>
+          <w:tcPr>
+            <w:tcW w:type="dxa" w:w="2016"/>
+            <w:shd w:val="clear" w:color="auto" w:fill="006DB6"/>
+            <w:tcBorders>
+              <w:top w:val="single" w:sz="4" w:color="E9ECEF"/>
+              <w:left w:val="single" w:sz="4" w:color="E9ECEF"/>
+              <w:bottom w:val="single" w:sz="4" w:color="E9ECEF"/>
+              <w:right w:val="single" w:sz="4" w:color="E9ECEF"/>
+            </w:tcBorders>
+          </w:tcPr>
+          <w:p>
+            <w:pPr>
+              <w:spacing w:before="40" w:after="40"/>
+            </w:pPr>
+            <w:r>
+              <w:rPr>
+                <w:rFonts w:ascii="Open Sans" w:hAnsi="Open Sans"/>
+                <w:b/>
+                <w:i w:val="0"/>
+                <w:color w:val="FFFFFF"/>
+                <w:sz w:val="20"/>
+              </w:rPr>
+              <w:t>Endpoints Patched</w:t>
+            </w:r>
+          </w:p>
+        </w:tc>
+        <w:tc>
+          <w:tcPr>
+            <w:tcW w:type="dxa" w:w="1440"/>
+            <w:shd w:val="clear" w:color="auto" w:fill="006DB6"/>
+            <w:tcBorders>
+              <w:top w:val="single" w:sz="4" w:color="E9ECEF"/>
+              <w:left w:val="single" w:sz="4" w:color="E9ECEF"/>
+              <w:bottom w:val="single" w:sz="4" w:color="E9ECEF"/>
+              <w:right w:val="single" w:sz="4" w:color="E9ECEF"/>
+            </w:tcBorders>
+          </w:tcPr>
+          <w:p>
+            <w:pPr>
+              <w:spacing w:before="40" w:after="40"/>
+            </w:pPr>
+            <w:r>
+              <w:rPr>
+                <w:rFonts w:ascii="Open Sans" w:hAnsi="Open Sans"/>
+                <w:b/>
+                <w:i w:val="0"/>
+                <w:color w:val="FFFFFF"/>
+                <w:sz w:val="20"/>
+              </w:rPr>
+              <w:t>YTD Total</w:t>
+            </w:r>
+          </w:p>
+        </w:tc>
+      </w:tr>
+      <w:tr>
+        <w:tc>
+          <w:tcPr>
+            <w:tcW w:type="dxa" w:w="1728"/>
+            <w:tcBorders>
+              <w:top w:val="single" w:sz="4" w:color="E9ECEF"/>
+              <w:left w:val="single" w:sz="4" w:color="E9ECEF"/>
+              <w:bottom w:val="single" w:sz="4" w:color="E9ECEF"/>
+              <w:right w:val="single" w:sz="4" w:color="E9ECEF"/>
+            </w:tcBorders>
+          </w:tcPr>
+          <w:p>
+            <w:pPr>
+              <w:spacing w:before="40" w:after="40"/>
+            </w:pPr>
+            <w:r>
+              <w:rPr>
+                <w:rFonts w:ascii="Open Sans" w:hAnsi="Open Sans"/>
+                <w:b w:val="0"/>
+                <w:i w:val="0"/>
+                <w:color w:val="59595B"/>
+                <w:sz w:val="19"/>
+              </w:rPr>
+              <w:t>January</w:t>
+            </w:r>
+          </w:p>
+        </w:tc>
+        <w:tc>
+          <w:tcPr>
+            <w:tcW w:type="dxa" w:w="2016"/>
+            <w:tcBorders>
+              <w:top w:val="single" w:sz="4" w:color="E9ECEF"/>
+              <w:left w:val="single" w:sz="4" w:color="E9ECEF"/>
+              <w:bottom w:val="single" w:sz="4" w:color="E9ECEF"/>
+              <w:right w:val="single" w:sz="4" w:color="E9ECEF"/>
+            </w:tcBorders>
+          </w:tcPr>
+          <w:p>
+            <w:pPr>
+              <w:spacing w:before="40" w:after="40"/>
+            </w:pPr>
+            <w:r>
+              <w:rPr>
+                <w:rFonts w:ascii="Open Sans" w:hAnsi="Open Sans"/>
+                <w:b w:val="0"/>
+                <w:i w:val="0"/>
+                <w:color w:val="59595B"/>
+                <w:sz w:val="19"/>
+              </w:rPr>
+              <w:t>250</w:t>
+            </w:r>
+          </w:p>
+        </w:tc>
+        <w:tc>
+          <w:tcPr>
+            <w:tcW w:type="dxa" w:w="1728"/>
+            <w:tcBorders>
+              <w:top w:val="single" w:sz="4" w:color="E9ECEF"/>
+              <w:left w:val="single" w:sz="4" w:color="E9ECEF"/>
+              <w:bottom w:val="single" w:sz="4" w:color="E9ECEF"/>
+              <w:right w:val="single" w:sz="4" w:color="E9ECEF"/>
+            </w:tcBorders>
+          </w:tcPr>
+          <w:p>
+            <w:pPr>
+              <w:spacing w:before="40" w:after="40"/>
+            </w:pPr>
+            <w:r>
+              <w:rPr>
+                <w:rFonts w:ascii="Open Sans" w:hAnsi="Open Sans"/>
+                <w:b w:val="0"/>
+                <w:i w:val="0"/>
+                <w:color w:val="59595B"/>
+                <w:sz w:val="19"/>
+              </w:rPr>
+              <w:t>0</w:t>
+            </w:r>
+          </w:p>
+        </w:tc>
+        <w:tc>
+          <w:tcPr>
+            <w:tcW w:type="dxa" w:w="2016"/>
+            <w:tcBorders>
+              <w:top w:val="single" w:sz="4" w:color="E9ECEF"/>
+              <w:left w:val="single" w:sz="4" w:color="E9ECEF"/>
+              <w:bottom w:val="single" w:sz="4" w:color="E9ECEF"/>
+              <w:right w:val="single" w:sz="4" w:color="E9ECEF"/>
+            </w:tcBorders>
+          </w:tcPr>
+          <w:p>
+            <w:pPr>
+              <w:spacing w:before="40" w:after="40"/>
+            </w:pPr>
+            <w:r>
+              <w:rPr>
+                <w:rFonts w:ascii="Open Sans" w:hAnsi="Open Sans"/>
+                <w:b w:val="0"/>
+                <w:i w:val="0"/>
+                <w:color w:val="59595B"/>
+                <w:sz w:val="19"/>
+              </w:rPr>
+              <w:t>41</w:t>
+            </w:r>
+          </w:p>
+        </w:tc>
+        <w:tc>
+          <w:tcPr>
+            <w:tcW w:type="dxa" w:w="1440"/>
+            <w:tcBorders>
+              <w:top w:val="single" w:sz="4" w:color="E9ECEF"/>
+              <w:left w:val="single" w:sz="4" w:color="E9ECEF"/>
+              <w:bottom w:val="single" w:sz="4" w:color="E9ECEF"/>
+              <w:right w:val="single" w:sz="4" w:color="E9ECEF"/>
+            </w:tcBorders>
+          </w:tcPr>
+          <w:p>
+            <w:pPr>
+              <w:spacing w:before="40" w:after="40"/>
+            </w:pPr>
+            <w:r>
+              <w:rPr>
+                <w:rFonts w:ascii="Open Sans" w:hAnsi="Open Sans"/>
+                <w:b w:val="0"/>
+                <w:i w:val="0"/>
+                <w:color w:val="59595B"/>
+                <w:sz w:val="19"/>
+              </w:rPr>
+              <w:t>250</w:t>
+            </w:r>
+          </w:p>
+        </w:tc>
+      </w:tr>
+      <w:tr>
+        <w:tc>
+          <w:tcPr>
+            <w:tcW w:type="dxa" w:w="1728"/>
+            <w:shd w:val="clear" w:color="auto" w:fill="F8F9FA"/>
+            <w:tcBorders>
+              <w:top w:val="single" w:sz="4" w:color="E9ECEF"/>
+              <w:left w:val="single" w:sz="4" w:color="E9ECEF"/>
+              <w:bottom w:val="single" w:sz="4" w:color="E9ECEF"/>
+              <w:right w:val="single" w:sz="4" w:color="E9ECEF"/>
+            </w:tcBorders>
+          </w:tcPr>
+          <w:p>
+            <w:pPr>
+              <w:spacing w:before="40" w:after="40"/>
+            </w:pPr>
+            <w:r>
+              <w:rPr>
+                <w:rFonts w:ascii="Open Sans" w:hAnsi="Open Sans"/>
+                <w:b w:val="0"/>
+                <w:i w:val="0"/>
+                <w:color w:val="59595B"/>
+                <w:sz w:val="19"/>
+              </w:rPr>
+              <w:t>February</w:t>
+            </w:r>
+          </w:p>
+        </w:tc>
+        <w:tc>
+          <w:tcPr>
+            <w:tcW w:type="dxa" w:w="2016"/>
+            <w:shd w:val="clear" w:color="auto" w:fill="F8F9FA"/>
+            <w:tcBorders>
+              <w:top w:val="single" w:sz="4" w:color="E9ECEF"/>
+              <w:left w:val="single" w:sz="4" w:color="E9ECEF"/>
+              <w:bottom w:val="single" w:sz="4" w:color="E9ECEF"/>
+              <w:right w:val="single" w:sz="4" w:color="E9ECEF"/>
+            </w:tcBorders>
+          </w:tcPr>
+          <w:p>
+            <w:pPr>
+              <w:spacing w:before="40" w:after="40"/>
+            </w:pPr>
+            <w:r>
+              <w:rPr>
+                <w:rFonts w:ascii="Open Sans" w:hAnsi="Open Sans"/>
+                <w:b w:val="0"/>
+                <w:i w:val="0"/>
+                <w:color w:val="59595B"/>
+                <w:sz w:val="19"/>
+              </w:rPr>
+              <w:t>350</w:t>
+            </w:r>
+          </w:p>
+        </w:tc>
+        <w:tc>
+          <w:tcPr>
+            <w:tcW w:type="dxa" w:w="1728"/>
+            <w:shd w:val="clear" w:color="auto" w:fill="F8F9FA"/>
+            <w:tcBorders>
+              <w:top w:val="single" w:sz="4" w:color="E9ECEF"/>
+              <w:left w:val="single" w:sz="4" w:color="E9ECEF"/>
+              <w:bottom w:val="single" w:sz="4" w:color="E9ECEF"/>
+              <w:right w:val="single" w:sz="4" w:color="E9ECEF"/>
+            </w:tcBorders>
+          </w:tcPr>
+          <w:p>
+            <w:pPr>
+              <w:spacing w:before="40" w:after="40"/>
+            </w:pPr>
+            <w:r>
+              <w:rPr>
+                <w:rFonts w:ascii="Open Sans" w:hAnsi="Open Sans"/>
+                <w:b w:val="0"/>
+                <w:i w:val="0"/>
+                <w:color w:val="59595B"/>
+                <w:sz w:val="19"/>
+              </w:rPr>
+              <w:t>4</w:t>
+            </w:r>
+          </w:p>
+        </w:tc>
+        <w:tc>
+          <w:tcPr>
+            <w:tcW w:type="dxa" w:w="2016"/>
+            <w:shd w:val="clear" w:color="auto" w:fill="F8F9FA"/>
+            <w:tcBorders>
+              <w:top w:val="single" w:sz="4" w:color="E9ECEF"/>
+              <w:left w:val="single" w:sz="4" w:color="E9ECEF"/>
+              <w:bottom w:val="single" w:sz="4" w:color="E9ECEF"/>
+              <w:right w:val="single" w:sz="4" w:color="E9ECEF"/>
+            </w:tcBorders>
+          </w:tcPr>
+          <w:p>
+            <w:pPr>
+              <w:spacing w:before="40" w:after="40"/>
+            </w:pPr>
+            <w:r>
+              <w:rPr>
+                <w:rFonts w:ascii="Open Sans" w:hAnsi="Open Sans"/>
+                <w:b w:val="0"/>
+                <w:i w:val="0"/>
+                <w:color w:val="59595B"/>
+                <w:sz w:val="19"/>
+              </w:rPr>
+              <w:t>40</w:t>
+            </w:r>
+          </w:p>
+        </w:tc>
+        <w:tc>
+          <w:tcPr>
+            <w:tcW w:type="dxa" w:w="1440"/>
+            <w:shd w:val="clear" w:color="auto" w:fill="F8F9FA"/>
+            <w:tcBorders>
+              <w:top w:val="single" w:sz="4" w:color="E9ECEF"/>
+              <w:left w:val="single" w:sz="4" w:color="E9ECEF"/>
+              <w:bottom w:val="single" w:sz="4" w:color="E9ECEF"/>
+              <w:right w:val="single" w:sz="4" w:color="E9ECEF"/>
+            </w:tcBorders>
+          </w:tcPr>
+          <w:p>
+            <w:pPr>
+              <w:spacing w:before="40" w:after="40"/>
+            </w:pPr>
+            <w:r>
+              <w:rPr>
+                <w:rFonts w:ascii="Open Sans" w:hAnsi="Open Sans"/>
+                <w:b w:val="0"/>
+                <w:i w:val="0"/>
+                <w:color w:val="59595B"/>
+                <w:sz w:val="19"/>
+              </w:rPr>
+              <w:t>600</w:t>
+            </w:r>
+          </w:p>
+        </w:tc>
+      </w:tr>
+    </w:tbl>
+    <w:p>
+      <w:pPr>
+        <w:spacing w:after="160"/>
+      </w:pPr>
+      <w:r>
+        <w:rPr>
+          <w:rFonts w:ascii="Open Sans" w:hAnsi="Open Sans"/>
+          <w:b/>
+          <w:i w:val="0"/>
+          <w:color w:val="1A1A2E"/>
+          <w:sz w:val="22"/>
+        </w:rPr>
+        <w:t>Through February 2026, Technijian has deployed 600 patches year-to-date — including 4 Critical-severity vulnerabilities closed.</w:t>
+      </w:r>
+    </w:p>
     <w:tbl>
       <w:tblPr>
         <w:tblW w:type="auto" w:w="0"/>
@@ -10481,6 +10987,219 @@
                 <w:color w:val="006DB6"/>
                 <w:sz w:val="28"/>
               </w:rPr>
+              <w:t xml:space="preserve">  Industry News &amp; Vendor Innovations</w:t>
+            </w:r>
+          </w:p>
+        </w:tc>
+      </w:tr>
+    </w:tbl>
+    <w:p>
+      <w:pPr>
+        <w:spacing w:after="160"/>
+      </w:pPr>
+      <w:r>
+        <w:rPr>
+          <w:rFonts w:ascii="Open Sans" w:hAnsi="Open Sans"/>
+          <w:b w:val="0"/>
+          <w:i w:val="0"/>
+          <w:color w:val="59595B"/>
+          <w:sz w:val="22"/>
+        </w:rPr>
+        <w:t>ManageEngine announced no major platform changes this month. Routine detection-content updates and sensor improvements continued to roll out automatically. Technijian tracks ManageEngine's release notes monthly so future updates land in this section as they're published.</w:t>
+      </w:r>
+    </w:p>
+    <w:tbl>
+      <w:tblPr>
+        <w:tblW w:type="auto" w:w="0"/>
+        <w:tblLayout w:type="fixed"/>
+        <w:tblLook w:firstColumn="1" w:firstRow="1" w:lastColumn="0" w:lastRow="0" w:noHBand="0" w:noVBand="1" w:val="04A0"/>
+      </w:tblPr>
+      <w:tblGrid>
+        <w:gridCol w:w="94"/>
+        <w:gridCol w:w="8976"/>
+      </w:tblGrid>
+      <w:tr>
+        <w:tc>
+          <w:tcPr>
+            <w:tcW w:type="dxa" w:w="94"/>
+            <w:shd w:val="clear" w:color="auto" w:fill="006DB6"/>
+            <w:tcBorders>
+              <w:top w:val="nil"/>
+              <w:left w:val="nil"/>
+              <w:bottom w:val="nil"/>
+              <w:right w:val="nil"/>
+              <w:insideH w:val="nil"/>
+              <w:insideV w:val="nil"/>
+            </w:tcBorders>
+          </w:tcPr>
+          <w:p/>
+        </w:tc>
+        <w:tc>
+          <w:tcPr>
+            <w:tcW w:type="dxa" w:w="8976"/>
+            <w:tcBorders>
+              <w:top w:val="nil"/>
+              <w:left w:val="nil"/>
+              <w:bottom w:val="nil"/>
+              <w:right w:val="nil"/>
+              <w:insideH w:val="nil"/>
+              <w:insideV w:val="nil"/>
+            </w:tcBorders>
+          </w:tcPr>
+          <w:p>
+            <w:pPr>
+              <w:spacing w:before="80" w:after="80"/>
+            </w:pPr>
+            <w:r>
+              <w:rPr>
+                <w:rFonts w:ascii="Open Sans" w:hAnsi="Open Sans"/>
+                <w:b/>
+                <w:i w:val="0"/>
+                <w:color w:val="006DB6"/>
+                <w:sz w:val="28"/>
+              </w:rPr>
+              <w:t xml:space="preserve">  Compliance Alignment</w:t>
+            </w:r>
+          </w:p>
+        </w:tc>
+      </w:tr>
+    </w:tbl>
+    <w:p>
+      <w:pPr>
+        <w:spacing w:after="160"/>
+      </w:pPr>
+      <w:r>
+        <w:rPr>
+          <w:rFonts w:ascii="Open Sans" w:hAnsi="Open Sans"/>
+          <w:b w:val="0"/>
+          <w:i w:val="0"/>
+          <w:color w:val="59595B"/>
+          <w:sz w:val="22"/>
+        </w:rPr>
+        <w:t>This client's industry classification is Construction / Homebuilding. Based on that classification, the data Technijian's stack is helping protect is most likely characterized as: PII (employees, customers).</w:t>
+      </w:r>
+    </w:p>
+    <w:p>
+      <w:pPr>
+        <w:spacing w:after="160"/>
+      </w:pPr>
+      <w:r>
+        <w:rPr>
+          <w:rFonts w:ascii="Open Sans" w:hAnsi="Open Sans"/>
+          <w:b w:val="0"/>
+          <w:i w:val="0"/>
+          <w:color w:val="59595B"/>
+          <w:sz w:val="21"/>
+        </w:rPr>
+        <w:t>Construction firms typically have minimal regulatory compliance obligations beyond general business privacy law (CCPA for California-resident data, OSHA for safety records). Government contracts (DoD, DOE) bring CMMC or NIST 800-171 into scope when applicable.</w:t>
+      </w:r>
+    </w:p>
+    <w:p>
+      <w:pPr>
+        <w:spacing w:after="160"/>
+      </w:pPr>
+      <w:r>
+        <w:rPr>
+          <w:rFonts w:ascii="Open Sans" w:hAnsi="Open Sans"/>
+          <w:b/>
+          <w:i w:val="0"/>
+          <w:color w:val="1A1A2E"/>
+          <w:sz w:val="22"/>
+        </w:rPr>
+        <w:t>How Technijian's monitoring stack supports each framework:</w:t>
+      </w:r>
+    </w:p>
+    <w:p>
+      <w:pPr>
+        <w:pStyle w:val="ListBullet"/>
+        <w:spacing w:after="80"/>
+      </w:pPr>
+      <w:r>
+        <w:rPr>
+          <w:rFonts w:ascii="Open Sans" w:hAnsi="Open Sans"/>
+          <w:b/>
+          <w:i w:val="0"/>
+          <w:color w:val="1A1A2E"/>
+          <w:sz w:val="22"/>
+        </w:rPr>
+        <w:t xml:space="preserve">California CCPA: </w:t>
+      </w:r>
+      <w:r>
+        <w:rPr>
+          <w:rFonts w:ascii="Open Sans" w:hAnsi="Open Sans"/>
+          <w:b w:val="0"/>
+          <w:i w:val="0"/>
+          <w:color w:val="59595B"/>
+          <w:sz w:val="22"/>
+        </w:rPr>
+        <w:t>breach-detection and incident-response capabilities support CCPA §1798.150 reasonable-security obligations and the 72-hour notification window for incidents involving California-resident PII.</w:t>
+      </w:r>
+    </w:p>
+    <w:p>
+      <w:pPr>
+        <w:spacing w:after="160"/>
+      </w:pPr>
+      <w:r>
+        <w:rPr>
+          <w:rFonts w:ascii="Open Sans" w:hAnsi="Open Sans"/>
+          <w:b w:val="0"/>
+          <w:i w:val="0"/>
+          <w:color w:val="59595B"/>
+          <w:sz w:val="19"/>
+        </w:rPr>
+        <w:t>This classification was generated automatically from the client's name and contact-domain signals. If the industry or compliance scope shown here doesn't match your operations, please reply to this report and we'll update the classification — Technijian's team can also produce a deeper compliance-posture report on request.</w:t>
+      </w:r>
+    </w:p>
+    <w:tbl>
+      <w:tblPr>
+        <w:tblW w:type="auto" w:w="0"/>
+        <w:tblLayout w:type="fixed"/>
+        <w:tblLook w:firstColumn="1" w:firstRow="1" w:lastColumn="0" w:lastRow="0" w:noHBand="0" w:noVBand="1" w:val="04A0"/>
+      </w:tblPr>
+      <w:tblGrid>
+        <w:gridCol w:w="94"/>
+        <w:gridCol w:w="8976"/>
+      </w:tblGrid>
+      <w:tr>
+        <w:tc>
+          <w:tcPr>
+            <w:tcW w:type="dxa" w:w="94"/>
+            <w:shd w:val="clear" w:color="auto" w:fill="006DB6"/>
+            <w:tcBorders>
+              <w:top w:val="nil"/>
+              <w:left w:val="nil"/>
+              <w:bottom w:val="nil"/>
+              <w:right w:val="nil"/>
+              <w:insideH w:val="nil"/>
+              <w:insideV w:val="nil"/>
+            </w:tcBorders>
+          </w:tcPr>
+          <w:p/>
+        </w:tc>
+        <w:tc>
+          <w:tcPr>
+            <w:tcW w:type="dxa" w:w="8976"/>
+            <w:tcBorders>
+              <w:top w:val="nil"/>
+              <w:left w:val="nil"/>
+              <w:bottom w:val="nil"/>
+              <w:right w:val="nil"/>
+              <w:insideH w:val="nil"/>
+              <w:insideV w:val="nil"/>
+            </w:tcBorders>
+          </w:tcPr>
+          <w:p>
+            <w:pPr>
+              <w:spacing w:before="80" w:after="80"/>
+            </w:pPr>
+            <w:r>
+              <w:rPr>
+                <w:rFonts w:ascii="Open Sans" w:hAnsi="Open Sans"/>
+                <w:b/>
+                <w:i w:val="0"/>
+                <w:color w:val="006DB6"/>
+                <w:sz w:val="28"/>
+              </w:rPr>
               <w:t xml:space="preserve">  Recommendations</w:t>
             </w:r>
           </w:p>
@@ -10622,7 +11341,7 @@
           <w:color w:val="59595B"/>
           <w:sz w:val="22"/>
         </w:rPr>
-        <w:t>Report generated 2026-05-02 18:08 for client 'BWH' covering February 2026 (installations between the 1st and last day of the month, UTC).</w:t>
+        <w:t>Report generated 2026-05-02 19:02 for client 'BWH' covering February 2026 (installations between the 1st and last day of the month, UTC).</w:t>
       </w:r>
     </w:p>
     <w:p>

--- a/clients/bwh/me_ec/reports/BWH - ME EC Patch Activity - 2026-02.docx
+++ b/clients/bwh/me_ec/reports/BWH - ME EC Patch Activity - 2026-02.docx
@@ -10937,6 +10937,132 @@
         <w:t>patch scan health, deployment status, distribution server connectivity, and endpoint check-in were all under continuous monitoring throughout the month.</w:t>
       </w:r>
     </w:p>
+    <w:p>
+      <w:pPr>
+        <w:spacing w:after="160"/>
+      </w:pPr>
+      <w:r>
+        <w:rPr>
+          <w:rFonts w:ascii="Open Sans" w:hAnsi="Open Sans"/>
+          <w:b/>
+          <w:i w:val="0"/>
+          <w:color w:val="1A1A2E"/>
+          <w:sz w:val="24"/>
+        </w:rPr>
+        <w:t>Specific work delivered this month</w:t>
+      </w:r>
+    </w:p>
+    <w:p>
+      <w:pPr>
+        <w:spacing w:after="160"/>
+      </w:pPr>
+      <w:r>
+        <w:rPr>
+          <w:rFonts w:ascii="Open Sans" w:hAnsi="Open Sans"/>
+          <w:b w:val="0"/>
+          <w:i w:val="0"/>
+          <w:color w:val="59595B"/>
+          <w:sz w:val="22"/>
+        </w:rPr>
+        <w:t>These items are pulled directly from the time entries and tickets logged by Technijian's team during the period — actual work, not estimates.</w:t>
+      </w:r>
+    </w:p>
+    <w:p>
+      <w:pPr>
+        <w:pStyle w:val="ListBullet"/>
+        <w:spacing w:after="80"/>
+      </w:pPr>
+      <w:r>
+        <w:rPr>
+          <w:rFonts w:ascii="Open Sans" w:hAnsi="Open Sans"/>
+          <w:b w:val="0"/>
+          <w:i w:val="0"/>
+          <w:color w:val="59595B"/>
+          <w:sz w:val="22"/>
+        </w:rPr>
+        <w:t>Manage engine agent greyout issue for BWH-HQ-APP-01,BWH-HQ-CONF-01,BWH-HQ-DT-01,BWH-HQ-DT-02 (handled by A. Saraf) — 1.0h of tech effort</w:t>
+      </w:r>
+    </w:p>
+    <w:p>
+      <w:pPr>
+        <w:pStyle w:val="ListBullet"/>
+        <w:spacing w:after="80"/>
+      </w:pPr>
+      <w:r>
+        <w:rPr>
+          <w:rFonts w:ascii="Open Sans" w:hAnsi="Open Sans"/>
+          <w:b w:val="0"/>
+          <w:i w:val="0"/>
+          <w:color w:val="59595B"/>
+          <w:sz w:val="22"/>
+        </w:rPr>
+        <w:t>Device Non-Compliant Due to Missing Patches BWWS029-PC,BWH-HQ-LT-09,BWLAP-06 (handled by S. Kumar) — 1.0h of tech effort</w:t>
+      </w:r>
+    </w:p>
+    <w:p>
+      <w:pPr>
+        <w:pStyle w:val="ListBullet"/>
+        <w:spacing w:after="80"/>
+      </w:pPr>
+      <w:r>
+        <w:rPr>
+          <w:rFonts w:ascii="Open Sans" w:hAnsi="Open Sans"/>
+          <w:b w:val="0"/>
+          <w:i w:val="0"/>
+          <w:color w:val="59595B"/>
+          <w:sz w:val="22"/>
+        </w:rPr>
+        <w:t>installed Missed patches on the BWWS029-PC, BWH-HQ-DT-01,BWH-HQ-DT-02 &amp; BWH-HQ-CONF-01 (handled by S. Kumar) — 1.2h of tech effort</w:t>
+      </w:r>
+    </w:p>
+    <w:p>
+      <w:pPr>
+        <w:pStyle w:val="ListBullet"/>
+        <w:spacing w:after="80"/>
+      </w:pPr>
+      <w:r>
+        <w:rPr>
+          <w:rFonts w:ascii="Open Sans" w:hAnsi="Open Sans"/>
+          <w:b w:val="0"/>
+          <w:i w:val="0"/>
+          <w:color w:val="59595B"/>
+          <w:sz w:val="22"/>
+        </w:rPr>
+        <w:t>Manage engine Update on BWWS021-PC, BWWS029-PC, BWWS030-PC, BWWS-CONF2 to Version 11.5.2600.19.WManage engine Update on BWWS021-PC, BWWS029-PC, BWWS030-PC, BWWS-CONF2 to Version 11.5.2600.19.W (handled by A. Saraf) — 1.0h of tech effort</w:t>
+      </w:r>
+    </w:p>
+    <w:p>
+      <w:pPr>
+        <w:pStyle w:val="ListBullet"/>
+        <w:spacing w:after="80"/>
+      </w:pPr>
+      <w:r>
+        <w:rPr>
+          <w:rFonts w:ascii="Open Sans" w:hAnsi="Open Sans"/>
+          <w:b w:val="0"/>
+          <w:i w:val="0"/>
+          <w:color w:val="59595B"/>
+          <w:sz w:val="22"/>
+        </w:rPr>
+        <w:t>Manage engine Update on DC03, PERSIMMON, RA01, RG01 to Version 11.5.2600.19.W (handled by A. Saraf) — 0.9h of tech effort</w:t>
+      </w:r>
+    </w:p>
+    <w:p>
+      <w:pPr>
+        <w:pStyle w:val="ListBullet"/>
+        <w:spacing w:after="80"/>
+      </w:pPr>
+      <w:r>
+        <w:rPr>
+          <w:rFonts w:ascii="Open Sans" w:hAnsi="Open Sans"/>
+          <w:b w:val="0"/>
+          <w:i w:val="0"/>
+          <w:color w:val="59595B"/>
+          <w:sz w:val="22"/>
+        </w:rPr>
+        <w:t>Screenconnect Latest version  (V 25.9.9.9533)  updated on machine BWH-HQ-APP-01,BWH-HQ-IIS-01,BWH-HQ-OPSPRB-01,BWH-HQ-RDP-01 (handled by S. Kumar) — 1.0h of tech effort</w:t>
+      </w:r>
+    </w:p>
     <w:tbl>
       <w:tblPr>
         <w:tblW w:type="auto" w:w="0"/>
@@ -11341,7 +11467,7 @@
           <w:color w:val="59595B"/>
           <w:sz w:val="22"/>
         </w:rPr>
-        <w:t>Report generated 2026-05-02 19:02 for client 'BWH' covering February 2026 (installations between the 1st and last day of the month, UTC).</w:t>
+        <w:t>Report generated 2026-05-02 20:00 for client 'BWH' covering February 2026 (installations between the 1st and last day of the month, UTC).</w:t>
       </w:r>
     </w:p>
     <w:p>
